--- a/Fase 2/Evidencias Grupales/2.4_GuiaEstudiante_Fase 2_DesarrolloProyecto APT.docx
+++ b/Fase 2/Evidencias Grupales/2.4_GuiaEstudiante_Fase 2_DesarrolloProyecto APT.docx
@@ -149,7 +149,7 @@
                         <wps:spPr>
                           <a:xfrm>
                             <a:off x="0" y="0"/>
-                            <a:ext cx="1033200" cy="1487880"/>
+                            <a:ext cx="1032480" cy="1487880"/>
                           </a:xfrm>
                           <a:prstGeom prst="rect">
                             <a:avLst/>
@@ -259,7 +259,7 @@
                   </v:textbox>
                   <w10:wrap type="none"/>
                 </v:rect>
-                <v:rect id="shape_0" fillcolor="#203864" stroked="f" o:allowincell="f" style="position:absolute;left:-661;top:15;width:1626;height:2342;mso-wrap-style:none;v-text-anchor:middle;mso-position-horizontal:center;mso-position-horizontal-relative:margin">
+                <v:rect id="shape_0" fillcolor="#203864" stroked="f" o:allowincell="f" style="position:absolute;left:-661;top:15;width:1625;height:2342;mso-wrap-style:none;v-text-anchor:middle;mso-position-horizontal:center;mso-position-horizontal-relative:margin">
                   <v:fill o:detectmouseclick="t" type="solid" color2="#dfc79b"/>
                   <v:stroke color="#3465a4" weight="12600" joinstyle="miter" endcap="flat"/>
                   <w10:wrap type="none"/>
@@ -1862,6 +1862,75 @@
               <w:t>ada requerimiento partió de un estado actual documentado y de una sugerencia de mejora, lo que permitió verificar su cumplimiento; (b) se agregaron pruebas automatizadas en el backend (pytest) y en el frontend (Vitest y Testing Library); (c) un pipeline de integración continua ejecuta lint y pruebas, para no perder cobertura a medida que crece el código; (d) los errores 500 llevan un trace_id y el backend tiene logs estructurados, lo que facilita rastrear fallas; (e) se trabaja con Scrum y demostraciones al cliente en cada sprint.</w:t>
             </w:r>
           </w:p>
+          <w:p>
+            <w:pPr>
+              <w:pStyle w:val="Normal"/>
+              <w:widowControl/>
+              <w:suppressAutoHyphens w:val="true"/>
+              <w:spacing w:before="0" w:after="60"/>
+              <w:jc w:val="both"/>
+              <w:rPr>
+                <w:rFonts w:ascii="Calibri" w:hAnsi="Calibri" w:eastAsia="Calibri" w:cs=""/>
+                <w:kern w:val="0"/>
+                <w:lang w:val="es-CL" w:eastAsia="en-US" w:bidi="ar-SA"/>
+              </w:rPr>
+            </w:pPr>
+            <w:r>
+              <w:rPr>
+                <w:rFonts w:eastAsia="Calibri" w:cs=""/>
+                <w:kern w:val="0"/>
+                <w:sz w:val="20"/>
+                <w:szCs w:val="20"/>
+                <w:lang w:val="es-CL" w:eastAsia="en-US" w:bidi="ar-SA"/>
+              </w:rPr>
+              <w:drawing>
+                <wp:anchor distT="0" distB="0" distL="0" distR="0" simplePos="0" relativeHeight="11" behindDoc="0" locked="0" layoutInCell="0" allowOverlap="1">
+                  <wp:simplePos x="0" y="0"/>
+                  <wp:positionH relativeFrom="column">
+                    <wp:align>center</wp:align>
+                  </wp:positionH>
+                  <wp:positionV relativeFrom="paragraph">
+                    <wp:posOffset>635</wp:posOffset>
+                  </wp:positionV>
+                  <wp:extent cx="4378325" cy="1151890"/>
+                  <wp:effectExtent l="0" t="0" r="0" b="0"/>
+                  <wp:wrapSquare wrapText="largest"/>
+                  <wp:docPr id="4" name="Imagen1"/>
+                  <wp:cNvGraphicFramePr>
+                    <a:graphicFrameLocks xmlns:a="http://schemas.openxmlformats.org/drawingml/2006/main" noChangeAspect="1"/>
+                  </wp:cNvGraphicFramePr>
+                  <a:graphic xmlns:a="http://schemas.openxmlformats.org/drawingml/2006/main">
+                    <a:graphicData uri="http://schemas.openxmlformats.org/drawingml/2006/picture">
+                      <pic:pic xmlns:pic="http://schemas.openxmlformats.org/drawingml/2006/picture">
+                        <pic:nvPicPr>
+                          <pic:cNvPr id="4" name="Imagen1"/>
+                          <pic:cNvPicPr>
+                            <a:picLocks noChangeAspect="1" noChangeArrowheads="1"/>
+                          </pic:cNvPicPr>
+                        </pic:nvPicPr>
+                        <pic:blipFill>
+                          <a:blip r:embed="rId2"/>
+                          <a:stretch>
+                            <a:fillRect/>
+                          </a:stretch>
+                        </pic:blipFill>
+                        <pic:spPr bwMode="auto">
+                          <a:xfrm>
+                            <a:off x="0" y="0"/>
+                            <a:ext cx="4378325" cy="1151890"/>
+                          </a:xfrm>
+                          <a:prstGeom prst="rect">
+                            <a:avLst/>
+                          </a:prstGeom>
+                          <a:noFill/>
+                        </pic:spPr>
+                      </pic:pic>
+                    </a:graphicData>
+                  </a:graphic>
+                </wp:anchor>
+              </w:drawing>
+            </w:r>
+          </w:p>
         </w:tc>
       </w:tr>
     </w:tbl>
@@ -2027,9 +2096,9 @@
         <w:gridCol w:w="1250"/>
         <w:gridCol w:w="1450"/>
         <w:gridCol w:w="1200"/>
-        <w:gridCol w:w="948"/>
+        <w:gridCol w:w="947"/>
         <w:gridCol w:w="1100"/>
-        <w:gridCol w:w="1252"/>
+        <w:gridCol w:w="1253"/>
         <w:gridCol w:w="1150"/>
         <w:gridCol w:w="1290"/>
       </w:tblGrid>
@@ -2189,7 +2258,7 @@
         </w:tc>
         <w:tc>
           <w:tcPr>
-            <w:tcW w:w="948" w:type="dxa"/>
+            <w:tcW w:w="947" w:type="dxa"/>
             <w:tcBorders>
               <w:top w:val="single" w:sz="4" w:space="0" w:color="BFBFBF"/>
               <w:start w:val="single" w:sz="4" w:space="0" w:color="BFBFBF"/>
@@ -2272,7 +2341,7 @@
         </w:tc>
         <w:tc>
           <w:tcPr>
-            <w:tcW w:w="1252" w:type="dxa"/>
+            <w:tcW w:w="1253" w:type="dxa"/>
             <w:tcBorders>
               <w:top w:val="single" w:sz="4" w:space="0" w:color="BFBFBF"/>
               <w:start w:val="single" w:sz="4" w:space="0" w:color="BFBFBF"/>
@@ -2490,7 +2559,7 @@
         </w:tc>
         <w:tc>
           <w:tcPr>
-            <w:tcW w:w="948" w:type="dxa"/>
+            <w:tcW w:w="947" w:type="dxa"/>
             <w:tcBorders>
               <w:top w:val="single" w:sz="4" w:space="0" w:color="BFBFBF"/>
               <w:start w:val="single" w:sz="4" w:space="0" w:color="BFBFBF"/>
@@ -2560,7 +2629,7 @@
         </w:tc>
         <w:tc>
           <w:tcPr>
-            <w:tcW w:w="1252" w:type="dxa"/>
+            <w:tcW w:w="1253" w:type="dxa"/>
             <w:tcBorders>
               <w:top w:val="single" w:sz="4" w:space="0" w:color="BFBFBF"/>
               <w:start w:val="single" w:sz="4" w:space="0" w:color="BFBFBF"/>
@@ -2775,7 +2844,7 @@
         </w:tc>
         <w:tc>
           <w:tcPr>
-            <w:tcW w:w="948" w:type="dxa"/>
+            <w:tcW w:w="947" w:type="dxa"/>
             <w:tcBorders>
               <w:top w:val="single" w:sz="4" w:space="0" w:color="BFBFBF"/>
               <w:start w:val="single" w:sz="4" w:space="0" w:color="BFBFBF"/>
@@ -2845,7 +2914,7 @@
         </w:tc>
         <w:tc>
           <w:tcPr>
-            <w:tcW w:w="1252" w:type="dxa"/>
+            <w:tcW w:w="1253" w:type="dxa"/>
             <w:tcBorders>
               <w:top w:val="single" w:sz="4" w:space="0" w:color="BFBFBF"/>
               <w:start w:val="single" w:sz="4" w:space="0" w:color="BFBFBF"/>
@@ -3060,7 +3129,7 @@
         </w:tc>
         <w:tc>
           <w:tcPr>
-            <w:tcW w:w="948" w:type="dxa"/>
+            <w:tcW w:w="947" w:type="dxa"/>
             <w:tcBorders>
               <w:top w:val="single" w:sz="4" w:space="0" w:color="BFBFBF"/>
               <w:start w:val="single" w:sz="4" w:space="0" w:color="BFBFBF"/>
@@ -3130,7 +3199,7 @@
         </w:tc>
         <w:tc>
           <w:tcPr>
-            <w:tcW w:w="1252" w:type="dxa"/>
+            <w:tcW w:w="1253" w:type="dxa"/>
             <w:tcBorders>
               <w:top w:val="single" w:sz="4" w:space="0" w:color="BFBFBF"/>
               <w:start w:val="single" w:sz="4" w:space="0" w:color="BFBFBF"/>
@@ -3345,7 +3414,7 @@
         </w:tc>
         <w:tc>
           <w:tcPr>
-            <w:tcW w:w="948" w:type="dxa"/>
+            <w:tcW w:w="947" w:type="dxa"/>
             <w:tcBorders>
               <w:top w:val="single" w:sz="4" w:space="0" w:color="BFBFBF"/>
               <w:start w:val="single" w:sz="4" w:space="0" w:color="BFBFBF"/>
@@ -3415,7 +3484,7 @@
         </w:tc>
         <w:tc>
           <w:tcPr>
-            <w:tcW w:w="1252" w:type="dxa"/>
+            <w:tcW w:w="1253" w:type="dxa"/>
             <w:tcBorders>
               <w:top w:val="single" w:sz="4" w:space="0" w:color="BFBFBF"/>
               <w:start w:val="single" w:sz="4" w:space="0" w:color="BFBFBF"/>
@@ -4652,9 +4721,9 @@
       </w:r>
     </w:p>
     <w:sectPr>
-      <w:headerReference w:type="even" r:id="rId2"/>
-      <w:headerReference w:type="default" r:id="rId3"/>
-      <w:headerReference w:type="first" r:id="rId4"/>
+      <w:headerReference w:type="even" r:id="rId3"/>
+      <w:headerReference w:type="default" r:id="rId4"/>
+      <w:headerReference w:type="first" r:id="rId5"/>
       <w:footnotePr>
         <w:numFmt w:val="decimal"/>
       </w:footnotePr>
@@ -4855,7 +4924,7 @@
               <wp:inline distT="0" distB="0" distL="0" distR="0">
                 <wp:extent cx="1996440" cy="428625"/>
                 <wp:effectExtent l="0" t="0" r="0" b="0"/>
-                <wp:docPr id="4" name="Imagen 3" descr="http://www.duoc.cl/normasgraficas/normasgraficas/marca-duoc/6logo-fondo-transparente/fondo-transparente.png"/>
+                <wp:docPr id="5" name="Imagen 3" descr="http://www.duoc.cl/normasgraficas/normasgraficas/marca-duoc/6logo-fondo-transparente/fondo-transparente.png"/>
                 <wp:cNvGraphicFramePr>
                   <a:graphicFrameLocks xmlns:a="http://schemas.openxmlformats.org/drawingml/2006/main" noChangeAspect="1"/>
                 </wp:cNvGraphicFramePr>
@@ -4863,7 +4932,7 @@
                   <a:graphicData uri="http://schemas.openxmlformats.org/drawingml/2006/picture">
                     <pic:pic xmlns:pic="http://schemas.openxmlformats.org/drawingml/2006/picture">
                       <pic:nvPicPr>
-                        <pic:cNvPr id="4" name="Imagen 3" descr="http://www.duoc.cl/normasgraficas/normasgraficas/marca-duoc/6logo-fondo-transparente/fondo-transparente.png"/>
+                        <pic:cNvPr id="5" name="Imagen 3" descr="http://www.duoc.cl/normasgraficas/normasgraficas/marca-duoc/6logo-fondo-transparente/fondo-transparente.png"/>
                         <pic:cNvPicPr>
                           <a:picLocks noChangeAspect="1" noChangeArrowheads="1"/>
                         </pic:cNvPicPr>
@@ -5029,7 +5098,7 @@
               <wp:inline distT="0" distB="0" distL="0" distR="0">
                 <wp:extent cx="1996440" cy="428625"/>
                 <wp:effectExtent l="0" t="0" r="0" b="0"/>
-                <wp:docPr id="5" name="Imagen 3" descr="http://www.duoc.cl/normasgraficas/normasgraficas/marca-duoc/6logo-fondo-transparente/fondo-transparente.png"/>
+                <wp:docPr id="6" name="Imagen 3" descr="http://www.duoc.cl/normasgraficas/normasgraficas/marca-duoc/6logo-fondo-transparente/fondo-transparente.png"/>
                 <wp:cNvGraphicFramePr>
                   <a:graphicFrameLocks xmlns:a="http://schemas.openxmlformats.org/drawingml/2006/main" noChangeAspect="1"/>
                 </wp:cNvGraphicFramePr>
@@ -5037,7 +5106,7 @@
                   <a:graphicData uri="http://schemas.openxmlformats.org/drawingml/2006/picture">
                     <pic:pic xmlns:pic="http://schemas.openxmlformats.org/drawingml/2006/picture">
                       <pic:nvPicPr>
-                        <pic:cNvPr id="5" name="Imagen 3" descr="http://www.duoc.cl/normasgraficas/normasgraficas/marca-duoc/6logo-fondo-transparente/fondo-transparente.png"/>
+                        <pic:cNvPr id="6" name="Imagen 3" descr="http://www.duoc.cl/normasgraficas/normasgraficas/marca-duoc/6logo-fondo-transparente/fondo-transparente.png"/>
                         <pic:cNvPicPr>
                           <a:picLocks noChangeAspect="1" noChangeArrowheads="1"/>
                         </pic:cNvPicPr>
@@ -5802,17 +5871,16 @@
       <w:lang w:val="es-ES"/>
     </w:rPr>
   </w:style>
-  <w:style w:type="character" w:styleId="Caracteresdenotaalpieuser">
-    <w:name w:val="Caracteres de nota al pie (user)"/>
-    <w:basedOn w:val="DefaultParagraphFont"/>
+  <w:style w:type="character" w:styleId="Caracteresdenotaalpie">
+    <w:name w:val="Caracteres de nota al pie"/>
     <w:unhideWhenUsed/>
     <w:rsid w:val="0003309e"/>
     <w:rPr>
       <w:vertAlign w:val="superscript"/>
     </w:rPr>
   </w:style>
-  <w:style w:type="character" w:styleId="Caracteresdenotaalpie">
-    <w:name w:val="Caracteres de nota al pie"/>
+  <w:style w:type="character" w:styleId="Caracteresdenotaalpieuser">
+    <w:name w:val="Caracteres de nota al pie (user)"/>
     <w:rPr>
       <w:vertAlign w:val="superscript"/>
     </w:rPr>
@@ -5883,21 +5951,21 @@
       <w:szCs w:val="20"/>
     </w:rPr>
   </w:style>
-  <w:style w:type="character" w:styleId="Caracteresdenotafinal">
-    <w:name w:val="Caracteres de nota final"/>
+  <w:style w:type="character" w:styleId="Caracteresdenotafinaluser">
+    <w:name w:val="Caracteres de nota final (user)"/>
     <w:rPr>
       <w:vertAlign w:val="superscript"/>
     </w:rPr>
+  </w:style>
+  <w:style w:type="character" w:styleId="Caracteresdenotafinal">
+    <w:name w:val="Caracteres de nota final"/>
+    <w:rPr/>
   </w:style>
   <w:style w:type="character" w:styleId="EndnoteReference">
     <w:name w:val="endnote reference"/>
     <w:rPr>
       <w:vertAlign w:val="superscript"/>
     </w:rPr>
-  </w:style>
-  <w:style w:type="character" w:styleId="Caracteresdenotafinaluser">
-    <w:name w:val="Caracteres de nota final (user)"/>
-    <w:rPr/>
   </w:style>
   <w:style w:type="paragraph" w:styleId="Ttulo">
     <w:name w:val="Título"/>
@@ -5978,14 +6046,14 @@
       <w:rFonts w:cs="Arial"/>
     </w:rPr>
   </w:style>
-  <w:style w:type="paragraph" w:styleId="Cabeceraypieuser">
-    <w:name w:val="Cabecera y pie (user)"/>
+  <w:style w:type="paragraph" w:styleId="Cabeceraypie">
+    <w:name w:val="Cabecera y pie"/>
     <w:basedOn w:val="Normal"/>
     <w:pPr/>
     <w:rPr/>
   </w:style>
-  <w:style w:type="paragraph" w:styleId="Cabeceraypie">
-    <w:name w:val="Cabecera y pie"/>
+  <w:style w:type="paragraph" w:styleId="Cabeceraypieuser">
+    <w:name w:val="Cabecera y pie (user)"/>
     <w:basedOn w:val="Normal"/>
     <w:pPr/>
     <w:rPr/>
@@ -6089,20 +6157,20 @@
       <w:bCs/>
     </w:rPr>
   </w:style>
+  <w:style w:type="paragraph" w:styleId="Contenidodelmarco">
+    <w:name w:val="Contenido del marco"/>
+    <w:basedOn w:val="Normal"/>
+    <w:pPr/>
+    <w:rPr/>
+  </w:style>
   <w:style w:type="paragraph" w:styleId="Contenidodelmarcouser">
     <w:name w:val="Contenido del marco (user)"/>
     <w:basedOn w:val="Normal"/>
     <w:pPr/>
     <w:rPr/>
   </w:style>
-  <w:style w:type="paragraph" w:styleId="Contenidodelmarco">
-    <w:name w:val="Contenido del marco"/>
-    <w:basedOn w:val="Normal"/>
-    <w:pPr/>
-    <w:rPr/>
-  </w:style>
-  <w:style w:type="numbering" w:styleId="Ningunalistauser" w:default="1">
-    <w:name w:val="Ninguna lista (user)"/>
+  <w:style w:type="numbering" w:styleId="Ningunalista" w:default="1">
+    <w:name w:val="Ninguna lista"/>
     <w:uiPriority w:val="99"/>
     <w:semiHidden/>
     <w:unhideWhenUsed/>
